--- a/Toy_Instructions/Sound_Movement_Light/Pokemon_Power_Action_Pikachu_Plush/Pokemon_Power_Action_Pikachu_Plush_Maker_Guide.docx
+++ b/Toy_Instructions/Sound_Movement_Light/Pokemon_Power_Action_Pikachu_Plush/Pokemon_Power_Action_Pikachu_Plush_Maker_Guide.docx
@@ -329,9 +329,20 @@
             </w:pPr>
           </w:p>
           <w:p>
-            <w:pPr>
-              <w:pStyle w:val="ListParagraph"/>
-            </w:pPr>
+            <w:r>
+              <w:t xml:space="preserve">Refer to the </w:t>
+            </w:r>
+            <w:hyperlink r:id="rId14" w:history="1">
+              <w:r>
+                <w:rPr>
+                  <w:rStyle w:val="Hyperlink"/>
+                </w:rPr>
+                <w:t>Tool and Component List</w:t>
+              </w:r>
+            </w:hyperlink>
+            <w:r>
+              <w:t xml:space="preserve"> for purchasing details.</w:t>
+            </w:r>
           </w:p>
           <w:p>
             <w:pPr>
@@ -543,23 +554,7 @@
                 <w:sz w:val="24"/>
                 <w:szCs w:val="24"/>
               </w:rPr>
-              <w:t xml:space="preserve"> and if needed can be cut from the </w:t>
-            </w:r>
-            <w:proofErr w:type="gramStart"/>
-            <w:r>
-              <w:rPr>
-                <w:sz w:val="24"/>
-                <w:szCs w:val="24"/>
-              </w:rPr>
-              <w:t>fabric</w:t>
-            </w:r>
-            <w:proofErr w:type="gramEnd"/>
-            <w:r>
-              <w:rPr>
-                <w:sz w:val="24"/>
-                <w:szCs w:val="24"/>
-              </w:rPr>
-              <w:t xml:space="preserve"> but </w:t>
+              <w:t xml:space="preserve"> and if needed can be cut from the fabric but </w:t>
             </w:r>
             <w:r>
               <w:rPr>
@@ -964,7 +959,7 @@
                           <pic:cNvPicPr/>
                         </pic:nvPicPr>
                         <pic:blipFill>
-                          <a:blip r:embed="rId14" cstate="print">
+                          <a:blip r:embed="rId15" cstate="print">
                             <a:extLst>
                               <a:ext uri="{28A0092B-C50C-407E-A947-70E740481C1C}">
                                 <a14:useLocalDpi xmlns:a14="http://schemas.microsoft.com/office/drawing/2010/main" val="0"/>
@@ -1177,7 +1172,7 @@
                           <pic:cNvPicPr/>
                         </pic:nvPicPr>
                         <pic:blipFill>
-                          <a:blip r:embed="rId15" cstate="print">
+                          <a:blip r:embed="rId16" cstate="print">
                             <a:extLst>
                               <a:ext uri="{28A0092B-C50C-407E-A947-70E740481C1C}">
                                 <a14:useLocalDpi xmlns:a14="http://schemas.microsoft.com/office/drawing/2010/main" val="0"/>
@@ -1303,7 +1298,7 @@
                           </pic:cNvPicPr>
                         </pic:nvPicPr>
                         <pic:blipFill>
-                          <a:blip r:embed="rId16" cstate="print">
+                          <a:blip r:embed="rId17" cstate="print">
                             <a:extLst>
                               <a:ext uri="{28A0092B-C50C-407E-A947-70E740481C1C}">
                                 <a14:useLocalDpi xmlns:a14="http://schemas.microsoft.com/office/drawing/2010/main" val="0"/>
@@ -1393,7 +1388,7 @@
                           </pic:cNvPicPr>
                         </pic:nvPicPr>
                         <pic:blipFill>
-                          <a:blip r:embed="rId17" cstate="print">
+                          <a:blip r:embed="rId18" cstate="print">
                             <a:extLst>
                               <a:ext uri="{28A0092B-C50C-407E-A947-70E740481C1C}">
                                 <a14:useLocalDpi xmlns:a14="http://schemas.microsoft.com/office/drawing/2010/main" val="0"/>
@@ -1480,7 +1475,7 @@
                 <w:noProof/>
               </w:rPr>
               <w:drawing>
-                <wp:inline distT="0" distB="0" distL="0" distR="0" wp14:anchorId="13231D42" wp14:editId="3ABC9684">
+                <wp:inline distT="0" distB="0" distL="0" distR="0" wp14:anchorId="13231D42" wp14:editId="41426960">
                   <wp:extent cx="1933586" cy="1581190"/>
                   <wp:effectExtent l="114300" t="114300" r="85725" b="133350"/>
                   <wp:docPr id="773974649" name="Picture 773974649"/>
@@ -1495,7 +1490,7 @@
                           <pic:cNvPicPr/>
                         </pic:nvPicPr>
                         <pic:blipFill>
-                          <a:blip r:embed="rId18" cstate="print">
+                          <a:blip r:embed="rId19" cstate="print">
                             <a:extLst>
                               <a:ext uri="{28A0092B-C50C-407E-A947-70E740481C1C}">
                                 <a14:useLocalDpi xmlns:a14="http://schemas.microsoft.com/office/drawing/2010/main" val="0"/>
@@ -1622,7 +1617,7 @@
                           <pic:cNvPicPr/>
                         </pic:nvPicPr>
                         <pic:blipFill>
-                          <a:blip r:embed="rId19" cstate="print">
+                          <a:blip r:embed="rId20" cstate="print">
                             <a:extLst>
                               <a:ext uri="{28A0092B-C50C-407E-A947-70E740481C1C}">
                                 <a14:useLocalDpi xmlns:a14="http://schemas.microsoft.com/office/drawing/2010/main" val="0"/>
@@ -1676,23 +1671,7 @@
                 <w:sz w:val="24"/>
                 <w:szCs w:val="24"/>
               </w:rPr>
-              <w:t xml:space="preserve">Solder one wire </w:t>
-            </w:r>
-            <w:proofErr w:type="gramStart"/>
-            <w:r>
-              <w:rPr>
-                <w:sz w:val="24"/>
-                <w:szCs w:val="24"/>
-              </w:rPr>
-              <w:t>end</w:t>
-            </w:r>
-            <w:proofErr w:type="gramEnd"/>
-            <w:r>
-              <w:rPr>
-                <w:sz w:val="24"/>
-                <w:szCs w:val="24"/>
-              </w:rPr>
-              <w:t xml:space="preserve"> on to the indicated spot on board.</w:t>
+              <w:t>Solder one wire end on to the indicated spot on board.</w:t>
             </w:r>
             <w:r>
               <w:rPr>
@@ -1922,7 +1901,7 @@
                           <pic:cNvPicPr/>
                         </pic:nvPicPr>
                         <pic:blipFill>
-                          <a:blip r:embed="rId20" cstate="print">
+                          <a:blip r:embed="rId21" cstate="print">
                             <a:extLst>
                               <a:ext uri="{28A0092B-C50C-407E-A947-70E740481C1C}">
                                 <a14:useLocalDpi xmlns:a14="http://schemas.microsoft.com/office/drawing/2010/main" val="0"/>
@@ -2066,7 +2045,7 @@
                           <pic:cNvPicPr/>
                         </pic:nvPicPr>
                         <pic:blipFill>
-                          <a:blip r:embed="rId21"/>
+                          <a:blip r:embed="rId22"/>
                           <a:stretch>
                             <a:fillRect/>
                           </a:stretch>
@@ -2203,7 +2182,7 @@
                           <pic:cNvPicPr/>
                         </pic:nvPicPr>
                         <pic:blipFill>
-                          <a:blip r:embed="rId22" cstate="print">
+                          <a:blip r:embed="rId23" cstate="print">
                             <a:extLst>
                               <a:ext uri="{28A0092B-C50C-407E-A947-70E740481C1C}">
                                 <a14:useLocalDpi xmlns:a14="http://schemas.microsoft.com/office/drawing/2010/main" val="0"/>
@@ -2260,8 +2239,8 @@
       </w:pPr>
     </w:p>
     <w:sectPr>
-      <w:headerReference w:type="default" r:id="rId23"/>
-      <w:footerReference w:type="default" r:id="rId24"/>
+      <w:headerReference w:type="default" r:id="rId24"/>
+      <w:footerReference w:type="default" r:id="rId25"/>
       <w:pgSz w:w="12240" w:h="15840"/>
       <w:pgMar w:top="1440" w:right="1440" w:bottom="1440" w:left="1440" w:header="720" w:footer="708" w:gutter="0"/>
       <w:cols w:space="708"/>
@@ -6238,19 +6217,6 @@
 </file>
 
 <file path=customXml/item1.xml><?xml version="1.0" encoding="utf-8"?>
-<?mso-contentType ?>
-<FormTemplates xmlns="http://schemas.microsoft.com/sharepoint/v3/contenttype/forms">
-  <Display>DocumentLibraryForm</Display>
-  <Edit>DocumentLibraryForm</Edit>
-  <New>DocumentLibraryForm</New>
-</FormTemplates>
-</file>
-
-<file path=customXml/item2.xml><?xml version="1.0" encoding="utf-8"?>
-<b:Sources xmlns:b="http://schemas.openxmlformats.org/officeDocument/2006/bibliography" xmlns="http://schemas.openxmlformats.org/officeDocument/2006/bibliography" SelectedStyle="\APASixthEditionOfficeOnline.xsl" StyleName="APA" Version="6"/>
-</file>
-
-<file path=customXml/item3.xml><?xml version="1.0" encoding="utf-8"?>
 <ct:contentTypeSchema xmlns:ct="http://schemas.microsoft.com/office/2006/metadata/contentType" xmlns:ma="http://schemas.microsoft.com/office/2006/metadata/properties/metaAttributes" ct:_="" ma:_="" ma:contentTypeName="Document" ma:contentTypeID="0x010100456CAEA290209545A9F8681F83603874" ma:contentTypeVersion="19" ma:contentTypeDescription="Create a new document." ma:contentTypeScope="" ma:versionID="4bf10bb897fc0ef406baa02b9d664253">
   <xsd:schema xmlns:xsd="http://www.w3.org/2001/XMLSchema" xmlns:xs="http://www.w3.org/2001/XMLSchema" xmlns:p="http://schemas.microsoft.com/office/2006/metadata/properties" xmlns:ns2="8cf100d1-0775-4feb-8634-62999c4541bc" xmlns:ns3="38b325e6-602c-452a-8617-173bf47082c5" targetNamespace="http://schemas.microsoft.com/office/2006/metadata/properties" ma:root="true" ma:fieldsID="1c6be4edf2b996d6a6f54fa7c1dd8d7b" ns2:_="" ns3:_="">
     <xsd:import namespace="8cf100d1-0775-4feb-8634-62999c4541bc"/>
@@ -6505,6 +6471,19 @@
 </ct:contentTypeSchema>
 </file>
 
+<file path=customXml/item2.xml><?xml version="1.0" encoding="utf-8"?>
+<b:Sources xmlns:b="http://schemas.openxmlformats.org/officeDocument/2006/bibliography" xmlns="http://schemas.openxmlformats.org/officeDocument/2006/bibliography" SelectedStyle="\APASixthEditionOfficeOnline.xsl" StyleName="APA" Version="6"/>
+</file>
+
+<file path=customXml/item3.xml><?xml version="1.0" encoding="utf-8"?>
+<?mso-contentType ?>
+<FormTemplates xmlns="http://schemas.microsoft.com/sharepoint/v3/contenttype/forms">
+  <Display>DocumentLibraryForm</Display>
+  <Edit>DocumentLibraryForm</Edit>
+  <New>DocumentLibraryForm</New>
+</FormTemplates>
+</file>
+
 <file path=customXml/item4.xml><?xml version="1.0" encoding="utf-8"?>
 <p:properties xmlns:p="http://schemas.microsoft.com/office/2006/metadata/properties" xmlns:xsi="http://www.w3.org/2001/XMLSchema-instance" xmlns:pc="http://schemas.microsoft.com/office/infopath/2007/PartnerControls">
   <documentManagement>
@@ -6517,22 +6496,6 @@
 </file>
 
 <file path=customXml/itemProps1.xml><?xml version="1.0" encoding="utf-8"?>
-<ds:datastoreItem xmlns:ds="http://schemas.openxmlformats.org/officeDocument/2006/customXml" ds:itemID="{2585761D-1AE9-4796-83E7-A2FC381967AF}">
-  <ds:schemaRefs>
-    <ds:schemaRef ds:uri="http://schemas.microsoft.com/sharepoint/v3/contenttype/forms"/>
-  </ds:schemaRefs>
-</ds:datastoreItem>
-</file>
-
-<file path=customXml/itemProps2.xml><?xml version="1.0" encoding="utf-8"?>
-<ds:datastoreItem xmlns:ds="http://schemas.openxmlformats.org/officeDocument/2006/customXml" ds:itemID="{C438ADBA-56D5-474C-BF2C-97C24DDF66BD}">
-  <ds:schemaRefs>
-    <ds:schemaRef ds:uri="http://schemas.openxmlformats.org/officeDocument/2006/bibliography"/>
-  </ds:schemaRefs>
-</ds:datastoreItem>
-</file>
-
-<file path=customXml/itemProps3.xml><?xml version="1.0" encoding="utf-8"?>
 <ds:datastoreItem xmlns:ds="http://schemas.openxmlformats.org/officeDocument/2006/customXml" ds:itemID="{F336517A-576E-4AD4-9F87-9E30AABF9F9B}">
   <ds:schemaRefs>
     <ds:schemaRef ds:uri="http://schemas.microsoft.com/office/2006/metadata/contentType"/>
@@ -6551,19 +6514,35 @@
 </ds:datastoreItem>
 </file>
 
+<file path=customXml/itemProps2.xml><?xml version="1.0" encoding="utf-8"?>
+<ds:datastoreItem xmlns:ds="http://schemas.openxmlformats.org/officeDocument/2006/customXml" ds:itemID="{C438ADBA-56D5-474C-BF2C-97C24DDF66BD}">
+  <ds:schemaRefs>
+    <ds:schemaRef ds:uri="http://schemas.openxmlformats.org/officeDocument/2006/bibliography"/>
+  </ds:schemaRefs>
+</ds:datastoreItem>
+</file>
+
+<file path=customXml/itemProps3.xml><?xml version="1.0" encoding="utf-8"?>
+<ds:datastoreItem xmlns:ds="http://schemas.openxmlformats.org/officeDocument/2006/customXml" ds:itemID="{2585761D-1AE9-4796-83E7-A2FC381967AF}">
+  <ds:schemaRefs>
+    <ds:schemaRef ds:uri="http://schemas.microsoft.com/sharepoint/v3/contenttype/forms"/>
+  </ds:schemaRefs>
+</ds:datastoreItem>
+</file>
+
 <file path=customXml/itemProps4.xml><?xml version="1.0" encoding="utf-8"?>
 <ds:datastoreItem xmlns:ds="http://schemas.openxmlformats.org/officeDocument/2006/customXml" ds:itemID="{3A085C18-819E-4466-9494-DD461C39C2B0}">
   <ds:schemaRefs>
+    <ds:schemaRef ds:uri="http://schemas.microsoft.com/office/2006/documentManagement/types"/>
+    <ds:schemaRef ds:uri="http://purl.org/dc/elements/1.1/"/>
+    <ds:schemaRef ds:uri="8cf100d1-0775-4feb-8634-62999c4541bc"/>
     <ds:schemaRef ds:uri="http://www.w3.org/XML/1998/namespace"/>
-    <ds:schemaRef ds:uri="http://schemas.microsoft.com/office/2006/documentManagement/types"/>
+    <ds:schemaRef ds:uri="http://schemas.microsoft.com/office/infopath/2007/PartnerControls"/>
     <ds:schemaRef ds:uri="http://schemas.openxmlformats.org/package/2006/metadata/core-properties"/>
     <ds:schemaRef ds:uri="http://purl.org/dc/terms/"/>
+    <ds:schemaRef ds:uri="http://purl.org/dc/dcmitype/"/>
+    <ds:schemaRef ds:uri="38b325e6-602c-452a-8617-173bf47082c5"/>
     <ds:schemaRef ds:uri="http://schemas.microsoft.com/office/2006/metadata/properties"/>
-    <ds:schemaRef ds:uri="http://purl.org/dc/elements/1.1/"/>
-    <ds:schemaRef ds:uri="http://schemas.microsoft.com/office/infopath/2007/PartnerControls"/>
-    <ds:schemaRef ds:uri="38b325e6-602c-452a-8617-173bf47082c5"/>
-    <ds:schemaRef ds:uri="8cf100d1-0775-4feb-8634-62999c4541bc"/>
-    <ds:schemaRef ds:uri="http://purl.org/dc/dcmitype/"/>
   </ds:schemaRefs>
 </ds:datastoreItem>
 </file>